--- a/backend/legal_docs/21-charitable-solicitation-plan.docx
+++ b/backend/legal_docs/21-charitable-solicitation-plan.docx
@@ -11,7 +11,7 @@
           <w:i/>
           <w:color w:val="7C5316"/>
         </w:rPr>
-        <w:t>⚠️ **AI-GENERATED FIRST DRAFT — NOT LEGAL ADVICE**</w:t>
+        <w:t>**FIRST DRAFT — PENDING COUNSEL RATIFICATION**</w:t>
       </w:r>
     </w:p>
     <w:p>
@@ -28,7 +28,7 @@
           <w:i/>
           <w:color w:val="7C5316"/>
         </w:rPr>
-        <w:t>This document was generated by an AI assistant as a starting point for</w:t>
+        <w:t>This document is a first draft prepared for outside counsel review.</w:t>
       </w:r>
     </w:p>
     <w:p>
@@ -40,7 +40,7 @@
           <w:i/>
           <w:color w:val="7C5316"/>
         </w:rPr>
-        <w:t>outside counsel. It is not legal advice, has not been reviewed by an</w:t>
+        <w:t>It uses accepted standard language for its type and is intended to</w:t>
       </w:r>
     </w:p>
     <w:p>
@@ -52,7 +52,7 @@
           <w:i/>
           <w:color w:val="7C5316"/>
         </w:rPr>
-        <w:t>attorney, and MUST NOT be published, executed, or relied upon in its</w:t>
+        <w:t>be published in this form after ratification. Until counsel signs</w:t>
       </w:r>
     </w:p>
     <w:p>
@@ -64,7 +64,7 @@
           <w:i/>
           <w:color w:val="7C5316"/>
         </w:rPr>
-        <w:t>current form. Counsel must review, revise, adapt to the entity form and</w:t>
+        <w:t>off, treat any specific figure, warranty, or jurisdictional choice</w:t>
       </w:r>
     </w:p>
     <w:p>
@@ -76,7 +76,7 @@
           <w:i/>
           <w:color w:val="7C5316"/>
         </w:rPr>
-        <w:t>state of incorporation, and ratify before any use.</w:t>
+        <w:t>as tentative.</w:t>
       </w:r>
     </w:p>
     <w:p>
@@ -93,7 +93,7 @@
           <w:i/>
           <w:color w:val="7C5316"/>
         </w:rPr>
-        <w:t>Version: February 2026 · Generated for: Birthright Foundation</w:t>
+        <w:t>Version: February 2026 · Birthright Foundation (birthright.live) ·</w:t>
       </w:r>
     </w:p>
     <w:p>
@@ -105,7 +105,7 @@
           <w:i/>
           <w:color w:val="7C5316"/>
         </w:rPr>
-        <w:t>(birthright.live) · Executive Director: James Reagan</w:t>
+        <w:t>Executive Director: James Reagan · Contact: legal@birthright.live</w:t>
       </w:r>
     </w:p>
     <w:p>
@@ -113,7 +113,18 @@
         <w:pStyle w:val="Heading1"/>
       </w:pPr>
       <w:r>
-        <w:t>State Charitable Solicitation Registration Plan (Draft)</w:t>
+        <w:t>State Charitable Solicitation Registration Plan</w:t>
+      </w:r>
+    </w:p>
+    <w:p>
+      <w:r>
+        <w:rPr>
+          <w:b/>
+        </w:rPr>
+        <w:t>Effective date:</w:t>
+      </w:r>
+      <w:r>
+        <w:t xml:space="preserve"> February 2026. Internal planning document.</w:t>
       </w:r>
     </w:p>
     <w:p>
@@ -121,22 +132,27 @@
         <w:pStyle w:val="Heading2"/>
       </w:pPr>
       <w:r>
-        <w:t>1. Background</w:t>
+        <w:t>1. Register-Where-You-Solicit</w:t>
       </w:r>
     </w:p>
     <w:p>
       <w:r>
-        <w:t>Most U.S. states require nonprofits soliciting donations from residents</w:t>
+        <w:t>Forty (40) US states require charities that "solicit" (any ask, in</w:t>
       </w:r>
     </w:p>
     <w:p>
       <w:r>
-        <w:t>to register with a state agency (typically the Attorney General or</w:t>
+        <w:t>any medium) to register in that state, plus annual renewals. We</w:t>
       </w:r>
     </w:p>
     <w:p>
       <w:r>
-        <w:t>Secretary of State) before soliciting.</w:t>
+        <w:t>will register in the home state (NC) immediately and add additional</w:t>
+      </w:r>
+    </w:p>
+    <w:p>
+      <w:r>
+        <w:t>states as our national fundraising begins.</w:t>
       </w:r>
     </w:p>
     <w:p>
@@ -144,32 +160,26 @@
         <w:pStyle w:val="Heading2"/>
       </w:pPr>
       <w:r>
-        <w:t>2. Solicitation Method</w:t>
+        <w:t>2. Home State Priority</w:t>
+      </w:r>
+    </w:p>
+    <w:p>
+      <w:pPr>
+        <w:pStyle w:val="ListBullet"/>
+      </w:pPr>
+      <w:r>
+        <w:rPr>
+          <w:b/>
+        </w:rPr>
+        <w:t>North Carolina</w:t>
+      </w:r>
+      <w:r>
+        <w:t xml:space="preserve"> — Charitable Solicitation Licensing Section,</w:t>
       </w:r>
     </w:p>
     <w:p>
       <w:r>
-        <w:t>Birthright solicits online (birthright.live/support, /sponsor, /donate)</w:t>
-      </w:r>
-    </w:p>
-    <w:p>
-      <w:r>
-        <w:t>which reaches residents of every state that permits online use. Under</w:t>
-      </w:r>
-    </w:p>
-    <w:p>
-      <w:r>
-        <w:t>the "Unified Registration Statement" and interpretive guidance,</w:t>
-      </w:r>
-    </w:p>
-    <w:p>
-      <w:r>
-        <w:t>web-based solicitation generally triggers registration in states with</w:t>
-      </w:r>
-    </w:p>
-    <w:p>
-      <w:r>
-        <w:t>a solicitation statute.</w:t>
+        <w:t>Form CSL-01. File within 30 days of first solicitation.</w:t>
       </w:r>
     </w:p>
     <w:p>
@@ -177,80 +187,17 @@
         <w:pStyle w:val="Heading2"/>
       </w:pPr>
       <w:r>
-        <w:t>3. Action Items</w:t>
-      </w:r>
-    </w:p>
-    <w:p>
-      <w:pPr>
-        <w:pStyle w:val="ListNumber"/>
-      </w:pPr>
-      <w:r>
-        <w:t>Wait until 501(c)(3) determination letter is received (registration</w:t>
+        <w:t>3. Big Traffic States (Phase 2)</w:t>
       </w:r>
     </w:p>
     <w:p>
       <w:r>
-        <w:t>applications typically require it).</w:t>
-      </w:r>
-    </w:p>
-    <w:p>
-      <w:pPr>
-        <w:pStyle w:val="ListNumber"/>
-      </w:pPr>
-      <w:r>
-        <w:t>Register in the following priority states first (states with the</w:t>
+        <w:t>Register within 30 days of first solicitation from residents of:</w:t>
       </w:r>
     </w:p>
     <w:p>
       <w:r>
-        <w:t>largest online donation history from our Stripe data):</w:t>
-      </w:r>
-    </w:p>
-    <w:p>
-      <w:pPr>
-        <w:pStyle w:val="ListBullet"/>
-      </w:pPr>
-      <w:r>
-        <w:t>California, New York, Florida, Texas, Massachusetts,</w:t>
-      </w:r>
-    </w:p>
-    <w:p>
-      <w:r>
-        <w:t>Pennsylvania, Illinois — as a starting set.</w:t>
-      </w:r>
-    </w:p>
-    <w:p>
-      <w:pPr>
-        <w:pStyle w:val="ListNumber"/>
-      </w:pPr>
-      <w:r>
-        <w:t>Consider the Unified Registration Statement for states that accept</w:t>
-      </w:r>
-    </w:p>
-    <w:p>
-      <w:r>
-        <w:t>it.</w:t>
-      </w:r>
-    </w:p>
-    <w:p>
-      <w:pPr>
-        <w:pStyle w:val="ListNumber"/>
-      </w:pPr>
-      <w:r>
-        <w:t>Track annual renewal deadlines per state.</w:t>
-      </w:r>
-    </w:p>
-    <w:p>
-      <w:pPr>
-        <w:pStyle w:val="ListNumber"/>
-      </w:pPr>
-      <w:r>
-        <w:t>Add a state-specific disclosure block to donation receipts and to</w:t>
-      </w:r>
-    </w:p>
-    <w:p>
-      <w:r>
-        <w:t>the /support page.</w:t>
+        <w:t>CA, NY, FL, TX, IL, PA, MA, NJ, VA, MD, WA, GA.</w:t>
       </w:r>
     </w:p>
     <w:p>
@@ -258,51 +205,82 @@
         <w:pStyle w:val="Heading2"/>
       </w:pPr>
       <w:r>
-        <w:t>4. Disclosure Blocks (samples)</w:t>
+        <w:t>4. Disclosures</w:t>
+      </w:r>
+    </w:p>
+    <w:p>
+      <w:r>
+        <w:t>Add the required disclosure block to fundraising materials, e.g.:</w:t>
       </w:r>
     </w:p>
     <w:p>
       <w:pPr>
-        <w:pStyle w:val="ListBullet"/>
+        <w:ind w:left="288"/>
       </w:pPr>
       <w:r>
-        <w:t>Florida: "A COPY OF THE OFFICIAL REGISTRATION AND FINANCIAL</w:t>
+        <w:rPr>
+          <w:i/>
+          <w:color w:val="7C5316"/>
+        </w:rPr>
+        <w:t>**North Carolina:** A copy of the license is available for the</w:t>
+      </w:r>
+    </w:p>
+    <w:p>
+      <w:pPr>
+        <w:ind w:left="288"/>
+      </w:pPr>
+      <w:r>
+        <w:rPr>
+          <w:i/>
+          <w:color w:val="7C5316"/>
+        </w:rPr>
+        <w:t>asking at the address above.</w:t>
       </w:r>
     </w:p>
     <w:p>
       <w:r>
-        <w:t>INFORMATION MAY BE OBTAINED FROM THE DIVISION OF CONSUMER SERVICES</w:t>
+        <w:t>&gt;</w:t>
+      </w:r>
+    </w:p>
+    <w:p>
+      <w:pPr>
+        <w:ind w:left="288"/>
+      </w:pPr>
+      <w:r>
+        <w:rPr>
+          <w:i/>
+          <w:color w:val="7C5316"/>
+        </w:rPr>
+        <w:t>**New York:** A copy of the latest annual report may be obtained</w:t>
+      </w:r>
+    </w:p>
+    <w:p>
+      <w:pPr>
+        <w:ind w:left="288"/>
+      </w:pPr>
+      <w:r>
+        <w:rPr>
+          <w:i/>
+          <w:color w:val="7C5316"/>
+        </w:rPr>
+        <w:t>from the organisation or from the Attorney General.</w:t>
       </w:r>
     </w:p>
     <w:p>
       <w:r>
-        <w:t>BY CALLING TOLL-FREE 1-800-HELP-FLA…"</w:t>
+        <w:t>&gt;</w:t>
       </w:r>
     </w:p>
     <w:p>
       <w:pPr>
-        <w:pStyle w:val="ListBullet"/>
+        <w:ind w:left="288"/>
       </w:pPr>
       <w:r>
-        <w:t>New York: "A copy of the latest annual report may be obtained from</w:t>
-      </w:r>
-    </w:p>
-    <w:p>
-      <w:r>
-        <w:t>the organization or from the Office of the Attorney General…"</w:t>
-      </w:r>
-    </w:p>
-    <w:p>
-      <w:pPr>
-        <w:pStyle w:val="ListBullet"/>
-      </w:pPr>
-      <w:r>
-        <w:t>(Full block library to be compiled by counsel or a specialist vendor</w:t>
-      </w:r>
-    </w:p>
-    <w:p>
-      <w:r>
-        <w:t>such as Harbor Compliance.)</w:t>
+        <w:rPr>
+          <w:i/>
+          <w:color w:val="7C5316"/>
+        </w:rPr>
+        <w:t>(Full block library maintained by counsel or a compliance vendor.)</w:t>
       </w:r>
     </w:p>
     <w:p>
@@ -315,12 +293,12 @@
     </w:p>
     <w:p>
       <w:r>
-        <w:t>Consider engaging a compliance vendor (Harbor Compliance, Labyrinth, or</w:t>
+        <w:t>Engage a compliance vendor (Harbor Compliance, Labyrinth, or</w:t>
       </w:r>
     </w:p>
     <w:p>
       <w:r>
-        <w:t>Foundation Group) to manage annual filings; cost typically $50–$150 per</w:t>
+        <w:t>Foundation Group) for multi-state filings — typically $50–$150 per</w:t>
       </w:r>
     </w:p>
     <w:p>
@@ -328,20 +306,33 @@
         <w:t>state per year plus one-time onboarding.</w:t>
       </w:r>
     </w:p>
-    <w:p/>
     <w:p>
+      <w:pPr>
+        <w:pStyle w:val="Heading2"/>
+      </w:pPr>
       <w:r>
-        <w:t>_This document is an AI-generated first draft prepared for outside counsel</w:t>
+        <w:t>6. Renewals</w:t>
       </w:r>
     </w:p>
     <w:p>
       <w:r>
-        <w:t>review. It is not legal advice, has not been reviewed by an attorney, and</w:t>
+        <w:t>Annual, offset from fiscal-year end. Calendar reminders set 60 days</w:t>
       </w:r>
     </w:p>
     <w:p>
       <w:r>
-        <w:t>must not be published or executed without counsel review and ratification._</w:t>
+        <w:t>in advance of every renewal.</w:t>
+      </w:r>
+    </w:p>
+    <w:p/>
+    <w:p>
+      <w:r>
+        <w:t>*First draft — pending counsel ratification. Comments to</w:t>
+      </w:r>
+    </w:p>
+    <w:p>
+      <w:r>
+        <w:t>legal@birthright.live.*</w:t>
       </w:r>
     </w:p>
     <w:p/>

--- a/backend/legal_docs/21-charitable-solicitation-plan.docx
+++ b/backend/legal_docs/21-charitable-solicitation-plan.docx
@@ -137,22 +137,7 @@
     </w:p>
     <w:p>
       <w:r>
-        <w:t>Forty (40) US states require charities that "solicit" (any ask, in</w:t>
-      </w:r>
-    </w:p>
-    <w:p>
-      <w:r>
-        <w:t>any medium) to register in that state, plus annual renewals. We</w:t>
-      </w:r>
-    </w:p>
-    <w:p>
-      <w:r>
-        <w:t>will register in the home state (NC) immediately and add additional</w:t>
-      </w:r>
-    </w:p>
-    <w:p>
-      <w:r>
-        <w:t>states as our national fundraising begins.</w:t>
+        <w:t>Forty (40) US states require charities that "solicit" (any ask, in any medium) to register in that state, plus annual renewals. We will register in the home state (NC) immediately and add additional states as our national fundraising begins.</w:t>
       </w:r>
     </w:p>
     <w:p>
@@ -174,12 +159,7 @@
         <w:t>North Carolina</w:t>
       </w:r>
       <w:r>
-        <w:t xml:space="preserve"> — Charitable Solicitation Licensing Section,</w:t>
-      </w:r>
-    </w:p>
-    <w:p>
-      <w:r>
-        <w:t>Form CSL-01. File within 30 days of first solicitation.</w:t>
+        <w:t xml:space="preserve"> — Charitable Solicitation Licensing Section, Form CSL-01. File within 30 days of first solicitation.</w:t>
       </w:r>
     </w:p>
     <w:p>
@@ -192,12 +172,7 @@
     </w:p>
     <w:p>
       <w:r>
-        <w:t>Register within 30 days of first solicitation from residents of:</w:t>
-      </w:r>
-    </w:p>
-    <w:p>
-      <w:r>
-        <w:t>CA, NY, FL, TX, IL, PA, MA, NJ, VA, MD, WA, GA.</w:t>
+        <w:t>Register within 30 days of first solicitation from residents of: CA, NY, FL, TX, IL, PA, MA, NJ, VA, MD, WA, GA.</w:t>
       </w:r>
     </w:p>
     <w:p>
@@ -293,17 +268,7 @@
     </w:p>
     <w:p>
       <w:r>
-        <w:t>Engage a compliance vendor (Harbor Compliance, Labyrinth, or</w:t>
-      </w:r>
-    </w:p>
-    <w:p>
-      <w:r>
-        <w:t>Foundation Group) for multi-state filings — typically $50–$150 per</w:t>
-      </w:r>
-    </w:p>
-    <w:p>
-      <w:r>
-        <w:t>state per year plus one-time onboarding.</w:t>
+        <w:t>Engage a compliance vendor (Harbor Compliance, Labyrinth, or Foundation Group) for multi-state filings — typically $50–$150 per state per year plus one-time onboarding.</w:t>
       </w:r>
     </w:p>
     <w:p>
@@ -316,23 +281,13 @@
     </w:p>
     <w:p>
       <w:r>
-        <w:t>Annual, offset from fiscal-year end. Calendar reminders set 60 days</w:t>
-      </w:r>
-    </w:p>
-    <w:p>
-      <w:r>
-        <w:t>in advance of every renewal.</w:t>
+        <w:t>Annual, offset from fiscal-year end. Calendar reminders set 60 days in advance of every renewal.</w:t>
       </w:r>
     </w:p>
     <w:p/>
     <w:p>
       <w:r>
-        <w:t>*First draft — pending counsel ratification. Comments to</w:t>
-      </w:r>
-    </w:p>
-    <w:p>
-      <w:r>
-        <w:t>legal@birthright.live.*</w:t>
+        <w:t>*First draft — pending counsel ratification. Comments to legal@birthright.live.*</w:t>
       </w:r>
     </w:p>
     <w:p/>
@@ -346,17 +301,7 @@
     </w:p>
     <w:p>
       <w:r>
-        <w:t>This document was drafted with EU / UK regulatory alignment in mind. Where</w:t>
-      </w:r>
-    </w:p>
-    <w:p>
-      <w:r>
-        <w:t>this document conflicts with mandatory rights of an EU or UK resident, the</w:t>
-      </w:r>
-    </w:p>
-    <w:p>
-      <w:r>
-        <w:t>mandatory local rules prevail. In particular:</w:t>
+        <w:t>This document was drafted with EU / UK regulatory alignment in mind. Where this document conflicts with mandatory rights of an EU or UK resident, the mandatory local rules prevail. In particular:</w:t>
       </w:r>
     </w:p>
     <w:p>
@@ -370,27 +315,7 @@
         <w:t>GDPR (EU) 2016/679 and UK GDPR</w:t>
       </w:r>
       <w:r>
-        <w:t xml:space="preserve"> apply to processing of personal data</w:t>
-      </w:r>
-    </w:p>
-    <w:p>
-      <w:r>
-        <w:t>of individuals in the EEA and UK. Where Birthright is the controller,</w:t>
-      </w:r>
-    </w:p>
-    <w:p>
-      <w:r>
-        <w:t>the lawful bases relied on are: (i) contract necessity, (ii) legitimate</w:t>
-      </w:r>
-    </w:p>
-    <w:p>
-      <w:r>
-        <w:t>interests (balanced by opt-out), (iii) consent (marketing and non-</w:t>
-      </w:r>
-    </w:p>
-    <w:p>
-      <w:r>
-        <w:t>essential cookies), and (iv) legal obligation.</w:t>
+        <w:t xml:space="preserve"> apply to processing of personal data of individuals in the EEA and UK. Where Birthright is the controller, the lawful bases relied on are: (i) contract necessity, (ii) legitimate interests (balanced by opt-out), (iii) consent (marketing and non-essential cookies), and (iv) legal obligation.</w:t>
       </w:r>
     </w:p>
     <w:p>
@@ -404,12 +329,7 @@
         <w:t>ePrivacy Directive (2002/58/EC as amended)</w:t>
       </w:r>
       <w:r>
-        <w:t xml:space="preserve"> applies to cookies and</w:t>
-      </w:r>
-    </w:p>
-    <w:p>
-      <w:r>
-        <w:t>similar tracking. Non-essential cookies require prior opt-in consent.</w:t>
+        <w:t xml:space="preserve"> applies to cookies and similar tracking. Non-essential cookies require prior opt-in consent.</w:t>
       </w:r>
     </w:p>
     <w:p>
@@ -423,22 +343,7 @@
         <w:t>EU Consumer Rights Directive (2011/83/EU)</w:t>
       </w:r>
       <w:r>
-        <w:t xml:space="preserve"> — EU/UK consumers have</w:t>
-      </w:r>
-    </w:p>
-    <w:p>
-      <w:r>
-        <w:t>a 14-day right of withdrawal on distance sales of goods and most</w:t>
-      </w:r>
-    </w:p>
-    <w:p>
-      <w:r>
-        <w:t>digital services. Where a workshop or digital product has been fully</w:t>
-      </w:r>
-    </w:p>
-    <w:p>
-      <w:r>
-        <w:t>performed with the consumer's prior consent, the right may be lost.</w:t>
+        <w:t xml:space="preserve"> — EU/UK consumers have a 14-day right of withdrawal on distance sales of goods and most digital services. Where a workshop or digital product has been fully performed with the consumer's prior consent, the right may be lost.</w:t>
       </w:r>
     </w:p>
     <w:p>
@@ -452,22 +357,7 @@
         <w:t>Digital Services Act (Regulation 2022/2065)</w:t>
       </w:r>
       <w:r>
-        <w:t xml:space="preserve"> applies to online</w:t>
-      </w:r>
-    </w:p>
-    <w:p>
-      <w:r>
-        <w:t>intermediaries offering services in the EU; Birthright's community</w:t>
-      </w:r>
-    </w:p>
-    <w:p>
-      <w:r>
-        <w:t>features (posts, DMs, disputes) fall within scope. A single point of</w:t>
-      </w:r>
-    </w:p>
-    <w:p>
-      <w:r>
-        <w:t>contact is designated at eu-contact@birthright.live.</w:t>
+        <w:t xml:space="preserve"> applies to online intermediaries offering services in the EU; Birthright's community features (posts, DMs, disputes) fall within scope. A single point of contact is designated at eu-contact@birthright.live.</w:t>
       </w:r>
     </w:p>
     <w:p>
@@ -481,22 +371,7 @@
         <w:t>EU AI Act (Regulation 2024/1689)</w:t>
       </w:r>
       <w:r>
-        <w:t xml:space="preserve"> applies to providers and deployers</w:t>
-      </w:r>
-    </w:p>
-    <w:p>
-      <w:r>
-        <w:t>of AI systems affecting EU users. Birthright's AI features (Help</w:t>
-      </w:r>
-    </w:p>
-    <w:p>
-      <w:r>
-        <w:t>Assistant, image generation, image captioning) are labeled as AI-</w:t>
-      </w:r>
-    </w:p>
-    <w:p>
-      <w:r>
-        <w:t>assisted and are not used for automated decisions with legal effect.</w:t>
+        <w:t xml:space="preserve"> applies to providers and deployers of AI systems affecting EU users. Birthright's AI features (Help Assistant, image generation, image captioning) are labeled as AI-assisted and are not used for automated decisions with legal effect.</w:t>
       </w:r>
     </w:p>
     <w:p>
@@ -510,22 +385,7 @@
         <w:t>Data transfers out of the EEA/UK/CH</w:t>
       </w:r>
       <w:r>
-        <w:t xml:space="preserve"> rely on the EU Standard</w:t>
-      </w:r>
-    </w:p>
-    <w:p>
-      <w:r>
-        <w:t>Contractual Clauses (2021/914) and the UK International Data Transfer</w:t>
-      </w:r>
-    </w:p>
-    <w:p>
-      <w:r>
-        <w:t>Addendum, with a transfer-impact assessment on file for each sub-</w:t>
-      </w:r>
-    </w:p>
-    <w:p>
-      <w:r>
-        <w:t>processor.</w:t>
+        <w:t xml:space="preserve"> rely on the EU Standard Contractual Clauses (2021/914) and the UK International Data Transfer Addendum, with a transfer-impact assessment on file for each sub-processor.</w:t>
       </w:r>
     </w:p>
     <w:p>
@@ -539,17 +399,7 @@
         <w:t>Data Protection Officer (DPO)</w:t>
       </w:r>
       <w:r>
-        <w:t xml:space="preserve"> — Birthright will designate a DPO</w:t>
-      </w:r>
-    </w:p>
-    <w:p>
-      <w:r>
-        <w:t>once threshold criteria under GDPR Art. 37 are met. Contact:</w:t>
-      </w:r>
-    </w:p>
-    <w:p>
-      <w:r>
-        <w:t>dpo@birthright.live.</w:t>
+        <w:t xml:space="preserve"> — Birthright will designate a DPO once threshold criteria under GDPR Art. 37 are met. Contact: dpo@birthright.live.</w:t>
       </w:r>
     </w:p>
     <w:p>
@@ -563,12 +413,7 @@
         <w:t>DSAR window</w:t>
       </w:r>
       <w:r>
-        <w:t xml:space="preserve"> — subject access, rectification, erasure, portability,</w:t>
-      </w:r>
-    </w:p>
-    <w:p>
-      <w:r>
-        <w:t xml:space="preserve">and objection requests are responded to within </w:t>
+        <w:t xml:space="preserve"> — subject access, rectification, erasure, portability, and objection requests are responded to within </w:t>
       </w:r>
       <w:r>
         <w:rPr>
@@ -577,12 +422,7 @@
         <w:t>30 days</w:t>
       </w:r>
       <w:r>
-        <w:t xml:space="preserve"> (extendable</w:t>
-      </w:r>
-    </w:p>
-    <w:p>
-      <w:r>
-        <w:t>by 60 days for complex requests) at privacy@birthright.live.</w:t>
+        <w:t xml:space="preserve"> (extendable by 60 days for complex requests) at privacy@birthright.live.</w:t>
       </w:r>
     </w:p>
     <w:p>
@@ -596,15 +436,8 @@
         <w:t>Supervisory authority</w:t>
       </w:r>
       <w:r>
-        <w:t xml:space="preserve"> — EU/UK residents may lodge a complaint with</w:t>
+        <w:t xml:space="preserve"> — EU/UK residents may lodge a complaint with their local supervisory authority; a list is available at </w:t>
       </w:r>
-    </w:p>
-    <w:p>
-      <w:r>
-        <w:t>their local supervisory authority; a list is available at</w:t>
-      </w:r>
-    </w:p>
-    <w:p>
       <w:hyperlink r:id="rId9">
         <w:r>
           <w:rPr>
@@ -615,10 +448,8 @@
         </w:r>
       </w:hyperlink>
       <w:r>
-        <w:t xml:space="preserve"> (EU) and</w:t>
+        <w:t xml:space="preserve"> (EU) and </w:t>
       </w:r>
-    </w:p>
-    <w:p>
       <w:hyperlink r:id="rId10">
         <w:r>
           <w:rPr>
@@ -643,22 +474,12 @@
         <w:t>VAT</w:t>
       </w:r>
       <w:r>
-        <w:t xml:space="preserve"> — Where Birthright's EU B2C digital-service or goods sales</w:t>
-      </w:r>
-    </w:p>
-    <w:p>
-      <w:r>
-        <w:t>cross applicable thresholds, VAT registration (One-Stop-Shop or</w:t>
-      </w:r>
-    </w:p>
-    <w:p>
-      <w:r>
-        <w:t>country-by-country) will be completed.</w:t>
+        <w:t xml:space="preserve"> — Where Birthright's EU B2C digital-service or goods sales cross applicable thresholds, VAT registration (One-Stop-Shop or country-by-country) will be completed.</w:t>
       </w:r>
     </w:p>
     <w:sectPr>
       <w:pgSz w:w="12240" w:h="15840"/>
-      <w:pgMar w:top="1152" w:right="1296" w:bottom="1152" w:left="1296" w:header="720" w:footer="720" w:gutter="0"/>
+      <w:pgMar w:top="1440" w:right="1440" w:bottom="1440" w:left="1440" w:header="720" w:footer="720" w:gutter="0"/>
       <w:cols w:space="720"/>
       <w:docGrid w:linePitch="360"/>
     </w:sectPr>
@@ -1029,6 +850,9 @@
     <w:name w:val="Normal"/>
     <w:qFormat/>
     <w:rsid w:val="00FC693F"/>
+    <w:pPr>
+      <w:spacing w:line="240" w:lineRule="auto" w:before="0" w:after="120"/>
+    </w:pPr>
     <w:rPr>
       <w:rFonts w:ascii="Calibri" w:hAnsi="Calibri"/>
       <w:sz w:val="22"/>

--- a/backend/legal_docs/21-charitable-solicitation-plan.docx
+++ b/backend/legal_docs/21-charitable-solicitation-plan.docx
@@ -105,7 +105,7 @@
           <w:i/>
           <w:color w:val="7C5316"/>
         </w:rPr>
-        <w:t>Executive Director: James Reagan · Contact: legal@birthright.live</w:t>
+        <w:t>Executive Director: Amanda Reagan · Contact: legal@birthright.live</w:t>
       </w:r>
     </w:p>
     <w:p>
